--- a/Doc2.docx
+++ b/Doc2.docx
@@ -4,706 +4,60 @@
   <w:body>
     <w:p>
       <w:pPr>
-        <w:spacing w:before="100" w:beforeAutospacing="1" w:after="100" w:afterAutospacing="1" w:line="240" w:lineRule="auto"/>
-        <w:outlineLvl w:val="0"/>
         <w:rPr>
-          <w:rFonts w:ascii="Times New Roman" w:eastAsia="Times New Roman" w:hAnsi="Times New Roman" w:cs="Times New Roman"/>
-          <w:b/>
-          <w:bCs/>
-          <w:kern w:val="36"/>
-          <w:sz w:val="48"/>
-          <w:szCs w:val="48"/>
-          <w:lang w:eastAsia="vi-VN"/>
-          <w14:ligatures w14:val="none"/>
+          <w:lang w:val="en-US"/>
         </w:rPr>
       </w:pPr>
       <w:r>
-        <w:rPr>
-          <w:rFonts w:ascii="Times New Roman" w:eastAsia="Times New Roman" w:hAnsi="Times New Roman" w:cs="Times New Roman"/>
-          <w:b/>
-          <w:bCs/>
-          <w:kern w:val="36"/>
-          <w:sz w:val="48"/>
-          <w:szCs w:val="48"/>
-          <w:lang w:eastAsia="vi-VN"/>
-          <w14:ligatures w14:val="none"/>
-        </w:rPr>
-        <w:t>THIẾU: CACHING (PRODUCTION MUST)</w:t>
+        <w:t>docker images</w:t>
       </w:r>
     </w:p>
     <w:p>
       <w:pPr>
-        <w:spacing w:before="100" w:beforeAutospacing="1" w:after="100" w:afterAutospacing="1" w:line="240" w:lineRule="auto"/>
         <w:rPr>
-          <w:rFonts w:ascii="Times New Roman" w:eastAsia="Times New Roman" w:hAnsi="Times New Roman" w:cs="Times New Roman"/>
-          <w:sz w:val="24"/>
-          <w:szCs w:val="24"/>
-          <w:lang w:eastAsia="vi-VN"/>
-          <w14:ligatures w14:val="none"/>
+          <w:lang w:val="en-US"/>
         </w:rPr>
       </w:pPr>
       <w:r>
         <w:rPr>
-          <w:rFonts w:ascii="Times New Roman" w:eastAsia="Times New Roman" w:hAnsi="Times New Roman" w:cs="Times New Roman"/>
-          <w:sz w:val="24"/>
-          <w:szCs w:val="24"/>
-          <w:lang w:eastAsia="vi-VN"/>
-          <w14:ligatures w14:val="none"/>
+          <w:lang w:val="en-US"/>
         </w:rPr>
-        <w:t>Hiện bạn mỗi lần query đều chạy full pipeline → rất tốn tiền + chậm</w:t>
+        <w:t>docker rmi bank-chatbot</w:t>
       </w:r>
     </w:p>
     <w:p>
       <w:pPr>
-        <w:spacing w:before="100" w:beforeAutospacing="1" w:after="100" w:afterAutospacing="1" w:line="240" w:lineRule="auto"/>
-        <w:outlineLvl w:val="1"/>
         <w:rPr>
-          <w:rFonts w:ascii="Times New Roman" w:eastAsia="Times New Roman" w:hAnsi="Times New Roman" w:cs="Times New Roman"/>
-          <w:b/>
-          <w:bCs/>
-          <w:sz w:val="36"/>
-          <w:szCs w:val="36"/>
-          <w:lang w:eastAsia="vi-VN"/>
-          <w14:ligatures w14:val="none"/>
+          <w:lang w:val="en-US"/>
         </w:rPr>
       </w:pPr>
       <w:r>
-        <w:rPr>
-          <w:rFonts w:ascii="Segoe UI Emoji" w:eastAsia="Times New Roman" w:hAnsi="Segoe UI Emoji" w:cs="Segoe UI Emoji"/>
-          <w:b/>
-          <w:bCs/>
-          <w:sz w:val="36"/>
-          <w:szCs w:val="36"/>
-          <w:lang w:eastAsia="vi-VN"/>
-          <w14:ligatures w14:val="none"/>
-        </w:rPr>
-        <w:t>✅</w:t>
-      </w:r>
-      <w:r>
-        <w:rPr>
-          <w:rFonts w:ascii="Times New Roman" w:eastAsia="Times New Roman" w:hAnsi="Times New Roman" w:cs="Times New Roman"/>
-          <w:b/>
-          <w:bCs/>
-          <w:sz w:val="36"/>
-          <w:szCs w:val="36"/>
-          <w:lang w:eastAsia="vi-VN"/>
-          <w14:ligatures w14:val="none"/>
-        </w:rPr>
-        <w:t xml:space="preserve"> Thêm cache:</w:t>
+        <w:t>docker build -t bank-chatbot .</w:t>
       </w:r>
     </w:p>
     <w:p>
       <w:pPr>
-        <w:numPr>
-          <w:ilvl w:val="0"/>
-          <w:numId w:val="3"/>
-        </w:numPr>
-        <w:spacing w:before="100" w:beforeAutospacing="1" w:after="100" w:afterAutospacing="1" w:line="240" w:lineRule="auto"/>
         <w:rPr>
-          <w:rFonts w:ascii="Times New Roman" w:eastAsia="Times New Roman" w:hAnsi="Times New Roman" w:cs="Times New Roman"/>
-          <w:sz w:val="24"/>
-          <w:szCs w:val="24"/>
-          <w:lang w:eastAsia="vi-VN"/>
-          <w14:ligatures w14:val="none"/>
+          <w:lang w:val="en-US"/>
         </w:rPr>
       </w:pPr>
       <w:r>
-        <w:rPr>
-          <w:rFonts w:ascii="Times New Roman" w:eastAsia="Times New Roman" w:hAnsi="Times New Roman" w:cs="Times New Roman"/>
-          <w:sz w:val="24"/>
-          <w:szCs w:val="24"/>
-          <w:lang w:eastAsia="vi-VN"/>
-          <w14:ligatures w14:val="none"/>
-        </w:rPr>
-        <w:t>Redis cache</w:t>
+        <w:t>docker run -p 8000:8000 --env-file .env bank-chatbot</w:t>
       </w:r>
     </w:p>
     <w:p>
       <w:pPr>
-        <w:numPr>
-          <w:ilvl w:val="0"/>
-          <w:numId w:val="3"/>
-        </w:numPr>
-        <w:spacing w:before="100" w:beforeAutospacing="1" w:after="100" w:afterAutospacing="1" w:line="240" w:lineRule="auto"/>
         <w:rPr>
-          <w:rFonts w:ascii="Times New Roman" w:eastAsia="Times New Roman" w:hAnsi="Times New Roman" w:cs="Times New Roman"/>
-          <w:sz w:val="24"/>
-          <w:szCs w:val="24"/>
-          <w:lang w:eastAsia="vi-VN"/>
-          <w14:ligatures w14:val="none"/>
+          <w:lang w:val="en-US"/>
         </w:rPr>
       </w:pPr>
       <w:r>
         <w:rPr>
-          <w:rFonts w:ascii="Times New Roman" w:eastAsia="Times New Roman" w:hAnsi="Times New Roman" w:cs="Times New Roman"/>
-          <w:sz w:val="24"/>
-          <w:szCs w:val="24"/>
-          <w:lang w:eastAsia="vi-VN"/>
-          <w14:ligatures w14:val="none"/>
+          <w:lang w:val="en-US"/>
         </w:rPr>
-        <w:t>hoặc simple dict</w:t>
+        <w:t>curl http://localhost:8000/health</w:t>
       </w:r>
     </w:p>
-    <w:p>
-      <w:pPr>
-        <w:tabs>
-          <w:tab w:val="left" w:pos="916"/>
-          <w:tab w:val="left" w:pos="1832"/>
-          <w:tab w:val="left" w:pos="2748"/>
-          <w:tab w:val="left" w:pos="3664"/>
-          <w:tab w:val="left" w:pos="4580"/>
-          <w:tab w:val="left" w:pos="5496"/>
-          <w:tab w:val="left" w:pos="6412"/>
-          <w:tab w:val="left" w:pos="7328"/>
-          <w:tab w:val="left" w:pos="8244"/>
-          <w:tab w:val="left" w:pos="9160"/>
-          <w:tab w:val="left" w:pos="10076"/>
-          <w:tab w:val="left" w:pos="10992"/>
-          <w:tab w:val="left" w:pos="11908"/>
-          <w:tab w:val="left" w:pos="12824"/>
-          <w:tab w:val="left" w:pos="13740"/>
-          <w:tab w:val="left" w:pos="14656"/>
-        </w:tabs>
-        <w:spacing w:after="0" w:line="240" w:lineRule="auto"/>
-        <w:rPr>
-          <w:rFonts w:ascii="Courier New" w:eastAsia="Times New Roman" w:hAnsi="Courier New" w:cs="Courier New"/>
-          <w:sz w:val="20"/>
-          <w:szCs w:val="20"/>
-          <w:lang w:eastAsia="vi-VN"/>
-          <w14:ligatures w14:val="none"/>
-        </w:rPr>
-      </w:pPr>
-      <w:r>
-        <w:rPr>
-          <w:rFonts w:ascii="Courier New" w:eastAsia="Times New Roman" w:hAnsi="Courier New" w:cs="Courier New"/>
-          <w:sz w:val="20"/>
-          <w:szCs w:val="20"/>
-          <w:lang w:eastAsia="vi-VN"/>
-          <w14:ligatures w14:val="none"/>
-        </w:rPr>
-        <w:t>if query in cache:</w:t>
-      </w:r>
-      <w:r>
-        <w:rPr>
-          <w:rFonts w:ascii="Courier New" w:eastAsia="Times New Roman" w:hAnsi="Courier New" w:cs="Courier New"/>
-          <w:sz w:val="20"/>
-          <w:szCs w:val="20"/>
-          <w:lang w:eastAsia="vi-VN"/>
-          <w14:ligatures w14:val="none"/>
-        </w:rPr>
-        <w:br/>
-        <w:t xml:space="preserve">    return cache[query]</w:t>
-      </w:r>
-    </w:p>
-    <w:p>
-      <w:pPr>
-        <w:spacing w:after="0" w:line="240" w:lineRule="auto"/>
-        <w:rPr>
-          <w:rFonts w:ascii="Times New Roman" w:eastAsia="Times New Roman" w:hAnsi="Times New Roman" w:cs="Times New Roman"/>
-          <w:sz w:val="24"/>
-          <w:szCs w:val="24"/>
-          <w:lang w:eastAsia="vi-VN"/>
-          <w14:ligatures w14:val="none"/>
-        </w:rPr>
-      </w:pPr>
-      <w:r>
-        <w:rPr>
-          <w:rFonts w:ascii="Times New Roman" w:eastAsia="Times New Roman" w:hAnsi="Times New Roman" w:cs="Times New Roman"/>
-          <w:sz w:val="24"/>
-          <w:szCs w:val="24"/>
-          <w:lang w:eastAsia="vi-VN"/>
-          <w14:ligatures w14:val="none"/>
-        </w:rPr>
-        <w:pict w14:anchorId="2D661B13">
-          <v:rect id="_x0000_i1051" style="width:0;height:1.5pt" o:hralign="center" o:hrstd="t" o:hr="t" fillcolor="#a0a0a0" stroked="f"/>
-        </w:pict>
-      </w:r>
-    </w:p>
-    <w:p>
-      <w:pPr>
-        <w:spacing w:before="100" w:beforeAutospacing="1" w:after="100" w:afterAutospacing="1" w:line="240" w:lineRule="auto"/>
-        <w:outlineLvl w:val="1"/>
-        <w:rPr>
-          <w:rFonts w:ascii="Times New Roman" w:eastAsia="Times New Roman" w:hAnsi="Times New Roman" w:cs="Times New Roman"/>
-          <w:b/>
-          <w:bCs/>
-          <w:sz w:val="36"/>
-          <w:szCs w:val="36"/>
-          <w:lang w:eastAsia="vi-VN"/>
-          <w14:ligatures w14:val="none"/>
-        </w:rPr>
-      </w:pPr>
-      <w:r>
-        <w:rPr>
-          <w:rFonts w:ascii="Segoe UI Emoji" w:eastAsia="Times New Roman" w:hAnsi="Segoe UI Emoji" w:cs="Segoe UI Emoji"/>
-          <w:b/>
-          <w:bCs/>
-          <w:sz w:val="36"/>
-          <w:szCs w:val="36"/>
-          <w:lang w:eastAsia="vi-VN"/>
-          <w14:ligatures w14:val="none"/>
-        </w:rPr>
-        <w:t>👉</w:t>
-      </w:r>
-      <w:r>
-        <w:rPr>
-          <w:rFonts w:ascii="Times New Roman" w:eastAsia="Times New Roman" w:hAnsi="Times New Roman" w:cs="Times New Roman"/>
-          <w:b/>
-          <w:bCs/>
-          <w:sz w:val="36"/>
-          <w:szCs w:val="36"/>
-          <w:lang w:eastAsia="vi-VN"/>
-          <w14:ligatures w14:val="none"/>
-        </w:rPr>
-        <w:t xml:space="preserve"> Cache nên có:</w:t>
-      </w:r>
-    </w:p>
-    <w:p>
-      <w:pPr>
-        <w:numPr>
-          <w:ilvl w:val="0"/>
-          <w:numId w:val="4"/>
-        </w:numPr>
-        <w:spacing w:before="100" w:beforeAutospacing="1" w:after="100" w:afterAutospacing="1" w:line="240" w:lineRule="auto"/>
-        <w:rPr>
-          <w:rFonts w:ascii="Times New Roman" w:eastAsia="Times New Roman" w:hAnsi="Times New Roman" w:cs="Times New Roman"/>
-          <w:sz w:val="24"/>
-          <w:szCs w:val="24"/>
-          <w:lang w:eastAsia="vi-VN"/>
-          <w14:ligatures w14:val="none"/>
-        </w:rPr>
-      </w:pPr>
-      <w:r>
-        <w:rPr>
-          <w:rFonts w:ascii="Times New Roman" w:eastAsia="Times New Roman" w:hAnsi="Times New Roman" w:cs="Times New Roman"/>
-          <w:sz w:val="24"/>
-          <w:szCs w:val="24"/>
-          <w:lang w:eastAsia="vi-VN"/>
-          <w14:ligatures w14:val="none"/>
-        </w:rPr>
-        <w:t>rewrite cache</w:t>
-      </w:r>
-    </w:p>
-    <w:p>
-      <w:pPr>
-        <w:numPr>
-          <w:ilvl w:val="0"/>
-          <w:numId w:val="4"/>
-        </w:numPr>
-        <w:spacing w:before="100" w:beforeAutospacing="1" w:after="100" w:afterAutospacing="1" w:line="240" w:lineRule="auto"/>
-        <w:rPr>
-          <w:rFonts w:ascii="Times New Roman" w:eastAsia="Times New Roman" w:hAnsi="Times New Roman" w:cs="Times New Roman"/>
-          <w:sz w:val="24"/>
-          <w:szCs w:val="24"/>
-          <w:lang w:eastAsia="vi-VN"/>
-          <w14:ligatures w14:val="none"/>
-        </w:rPr>
-      </w:pPr>
-      <w:r>
-        <w:rPr>
-          <w:rFonts w:ascii="Times New Roman" w:eastAsia="Times New Roman" w:hAnsi="Times New Roman" w:cs="Times New Roman"/>
-          <w:sz w:val="24"/>
-          <w:szCs w:val="24"/>
-          <w:lang w:eastAsia="vi-VN"/>
-          <w14:ligatures w14:val="none"/>
-        </w:rPr>
-        <w:t>retrieval cache</w:t>
-      </w:r>
-    </w:p>
-    <w:p>
-      <w:pPr>
-        <w:numPr>
-          <w:ilvl w:val="0"/>
-          <w:numId w:val="4"/>
-        </w:numPr>
-        <w:spacing w:before="100" w:beforeAutospacing="1" w:after="100" w:afterAutospacing="1" w:line="240" w:lineRule="auto"/>
-        <w:rPr>
-          <w:rFonts w:ascii="Times New Roman" w:eastAsia="Times New Roman" w:hAnsi="Times New Roman" w:cs="Times New Roman"/>
-          <w:sz w:val="24"/>
-          <w:szCs w:val="24"/>
-          <w:lang w:eastAsia="vi-VN"/>
-          <w14:ligatures w14:val="none"/>
-        </w:rPr>
-      </w:pPr>
-      <w:r>
-        <w:rPr>
-          <w:rFonts w:ascii="Times New Roman" w:eastAsia="Times New Roman" w:hAnsi="Times New Roman" w:cs="Times New Roman"/>
-          <w:sz w:val="24"/>
-          <w:szCs w:val="24"/>
-          <w:lang w:eastAsia="vi-VN"/>
-          <w14:ligatures w14:val="none"/>
-        </w:rPr>
-        <w:t>final answer cache</w:t>
-      </w:r>
-    </w:p>
-    <w:p>
-      <w:pPr>
-        <w:spacing w:before="100" w:beforeAutospacing="1" w:after="100" w:afterAutospacing="1" w:line="240" w:lineRule="auto"/>
-        <w:outlineLvl w:val="0"/>
-        <w:rPr>
-          <w:rFonts w:ascii="Times New Roman" w:eastAsia="Times New Roman" w:hAnsi="Times New Roman" w:cs="Times New Roman"/>
-          <w:b/>
-          <w:bCs/>
-          <w:kern w:val="36"/>
-          <w:sz w:val="48"/>
-          <w:szCs w:val="48"/>
-          <w:lang w:eastAsia="vi-VN"/>
-          <w14:ligatures w14:val="none"/>
-        </w:rPr>
-      </w:pPr>
-      <w:r>
-        <w:rPr>
-          <w:rFonts w:ascii="Times New Roman" w:eastAsia="Times New Roman" w:hAnsi="Times New Roman" w:cs="Times New Roman"/>
-          <w:b/>
-          <w:bCs/>
-          <w:kern w:val="36"/>
-          <w:sz w:val="48"/>
-          <w:szCs w:val="48"/>
-          <w:lang w:eastAsia="vi-VN"/>
-          <w14:ligatures w14:val="none"/>
-        </w:rPr>
-        <w:t>5. THIẾU: ASYNC + PERFORMANCE</w:t>
-      </w:r>
-    </w:p>
-    <w:p>
-      <w:pPr>
-        <w:spacing w:before="100" w:beforeAutospacing="1" w:after="100" w:afterAutospacing="1" w:line="240" w:lineRule="auto"/>
-        <w:rPr>
-          <w:rFonts w:ascii="Times New Roman" w:eastAsia="Times New Roman" w:hAnsi="Times New Roman" w:cs="Times New Roman"/>
-          <w:sz w:val="24"/>
-          <w:szCs w:val="24"/>
-          <w:lang w:eastAsia="vi-VN"/>
-          <w14:ligatures w14:val="none"/>
-        </w:rPr>
-      </w:pPr>
-      <w:r>
-        <w:rPr>
-          <w:rFonts w:ascii="Times New Roman" w:eastAsia="Times New Roman" w:hAnsi="Times New Roman" w:cs="Times New Roman"/>
-          <w:sz w:val="24"/>
-          <w:szCs w:val="24"/>
-          <w:lang w:eastAsia="vi-VN"/>
-          <w14:ligatures w14:val="none"/>
-        </w:rPr>
-        <w:t>Hiện pipeline sync → chậm</w:t>
-      </w:r>
-    </w:p>
-    <w:p>
-      <w:pPr>
-        <w:spacing w:before="100" w:beforeAutospacing="1" w:after="100" w:afterAutospacing="1" w:line="240" w:lineRule="auto"/>
-        <w:outlineLvl w:val="1"/>
-        <w:rPr>
-          <w:rFonts w:ascii="Times New Roman" w:eastAsia="Times New Roman" w:hAnsi="Times New Roman" w:cs="Times New Roman"/>
-          <w:b/>
-          <w:bCs/>
-          <w:sz w:val="36"/>
-          <w:szCs w:val="36"/>
-          <w:lang w:eastAsia="vi-VN"/>
-          <w14:ligatures w14:val="none"/>
-        </w:rPr>
-      </w:pPr>
-      <w:r>
-        <w:rPr>
-          <w:rFonts w:ascii="Segoe UI Emoji" w:eastAsia="Times New Roman" w:hAnsi="Segoe UI Emoji" w:cs="Segoe UI Emoji"/>
-          <w:b/>
-          <w:bCs/>
-          <w:sz w:val="36"/>
-          <w:szCs w:val="36"/>
-          <w:lang w:eastAsia="vi-VN"/>
-          <w14:ligatures w14:val="none"/>
-        </w:rPr>
-        <w:t>✅</w:t>
-      </w:r>
-      <w:r>
-        <w:rPr>
-          <w:rFonts w:ascii="Times New Roman" w:eastAsia="Times New Roman" w:hAnsi="Times New Roman" w:cs="Times New Roman"/>
-          <w:b/>
-          <w:bCs/>
-          <w:sz w:val="36"/>
-          <w:szCs w:val="36"/>
-          <w:lang w:eastAsia="vi-VN"/>
-          <w14:ligatures w14:val="none"/>
-        </w:rPr>
-        <w:t xml:space="preserve"> nâng cấp:</w:t>
-      </w:r>
-    </w:p>
-    <w:p>
-      <w:pPr>
-        <w:numPr>
-          <w:ilvl w:val="0"/>
-          <w:numId w:val="5"/>
-        </w:numPr>
-        <w:spacing w:before="100" w:beforeAutospacing="1" w:after="100" w:afterAutospacing="1" w:line="240" w:lineRule="auto"/>
-        <w:rPr>
-          <w:rFonts w:ascii="Times New Roman" w:eastAsia="Times New Roman" w:hAnsi="Times New Roman" w:cs="Times New Roman"/>
-          <w:sz w:val="24"/>
-          <w:szCs w:val="24"/>
-          <w:lang w:eastAsia="vi-VN"/>
-          <w14:ligatures w14:val="none"/>
-        </w:rPr>
-      </w:pPr>
-      <w:r>
-        <w:rPr>
-          <w:rFonts w:ascii="Times New Roman" w:eastAsia="Times New Roman" w:hAnsi="Times New Roman" w:cs="Times New Roman"/>
-          <w:sz w:val="24"/>
-          <w:szCs w:val="24"/>
-          <w:lang w:eastAsia="vi-VN"/>
-          <w14:ligatures w14:val="none"/>
-        </w:rPr>
-        <w:t>async retrieval</w:t>
-      </w:r>
-    </w:p>
-    <w:p>
-      <w:pPr>
-        <w:numPr>
-          <w:ilvl w:val="0"/>
-          <w:numId w:val="5"/>
-        </w:numPr>
-        <w:spacing w:before="100" w:beforeAutospacing="1" w:after="100" w:afterAutospacing="1" w:line="240" w:lineRule="auto"/>
-        <w:rPr>
-          <w:rFonts w:ascii="Times New Roman" w:eastAsia="Times New Roman" w:hAnsi="Times New Roman" w:cs="Times New Roman"/>
-          <w:sz w:val="24"/>
-          <w:szCs w:val="24"/>
-          <w:lang w:eastAsia="vi-VN"/>
-          <w14:ligatures w14:val="none"/>
-        </w:rPr>
-      </w:pPr>
-      <w:r>
-        <w:rPr>
-          <w:rFonts w:ascii="Times New Roman" w:eastAsia="Times New Roman" w:hAnsi="Times New Roman" w:cs="Times New Roman"/>
-          <w:sz w:val="24"/>
-          <w:szCs w:val="24"/>
-          <w:lang w:eastAsia="vi-VN"/>
-          <w14:ligatures w14:val="none"/>
-        </w:rPr>
-        <w:t>parallel multi-query</w:t>
-      </w:r>
-    </w:p>
-    <w:p>
-      <w:pPr>
-        <w:pStyle w:val="Heading1"/>
-      </w:pPr>
-      <w:r>
-        <w:t>7. THIẾU: GUARDRAILS</w:t>
-      </w:r>
-    </w:p>
-    <w:p>
-      <w:pPr>
-        <w:pStyle w:val="NormalWeb"/>
-      </w:pPr>
-      <w:r>
-        <w:rPr>
-          <w:rFonts w:ascii="Segoe UI Emoji" w:hAnsi="Segoe UI Emoji" w:cs="Segoe UI Emoji"/>
-        </w:rPr>
-        <w:t>👉</w:t>
-      </w:r>
-      <w:r>
-        <w:t xml:space="preserve"> production bắt buộc</w:t>
-      </w:r>
-    </w:p>
-    <w:p>
-      <w:pPr>
-        <w:pStyle w:val="Heading2"/>
-      </w:pPr>
-      <w:r>
-        <w:rPr>
-          <w:rFonts w:ascii="Segoe UI Emoji" w:hAnsi="Segoe UI Emoji" w:cs="Segoe UI Emoji"/>
-        </w:rPr>
-        <w:t>✅</w:t>
-      </w:r>
-      <w:r>
-        <w:t xml:space="preserve"> thêm:</w:t>
-      </w:r>
-    </w:p>
-    <w:p>
-      <w:pPr>
-        <w:pStyle w:val="NormalWeb"/>
-        <w:numPr>
-          <w:ilvl w:val="0"/>
-          <w:numId w:val="6"/>
-        </w:numPr>
-      </w:pPr>
-      <w:r>
-        <w:t>chống prompt injection</w:t>
-      </w:r>
-    </w:p>
-    <w:p>
-      <w:pPr>
-        <w:pStyle w:val="NormalWeb"/>
-        <w:numPr>
-          <w:ilvl w:val="0"/>
-          <w:numId w:val="6"/>
-        </w:numPr>
-      </w:pPr>
-      <w:r>
-        <w:t>filter toxic</w:t>
-      </w:r>
-    </w:p>
-    <w:p>
-      <w:pPr>
-        <w:pStyle w:val="NormalWeb"/>
-        <w:numPr>
-          <w:ilvl w:val="0"/>
-          <w:numId w:val="6"/>
-        </w:numPr>
-      </w:pPr>
-      <w:r>
-        <w:t>limit hallucination</w:t>
-      </w:r>
-    </w:p>
-    <w:p>
-      <w:pPr>
-        <w:pStyle w:val="Heading1"/>
-      </w:pPr>
-      <w:r>
-        <w:lastRenderedPageBreak/>
-        <w:t>9. THIẾU: API PRODUCTION</w:t>
-      </w:r>
-    </w:p>
-    <w:p>
-      <w:pPr>
-        <w:pStyle w:val="NormalWeb"/>
-      </w:pPr>
-      <w:r>
-        <w:t>Hiện bạn có backend nhưng cần:</w:t>
-      </w:r>
-    </w:p>
-    <w:p>
-      <w:pPr>
-        <w:pStyle w:val="NormalWeb"/>
-        <w:numPr>
-          <w:ilvl w:val="0"/>
-          <w:numId w:val="7"/>
-        </w:numPr>
-      </w:pPr>
-      <w:r>
-        <w:t>FastAPI chuẩn</w:t>
-      </w:r>
-    </w:p>
-    <w:p>
-      <w:pPr>
-        <w:pStyle w:val="NormalWeb"/>
-        <w:numPr>
-          <w:ilvl w:val="0"/>
-          <w:numId w:val="7"/>
-        </w:numPr>
-      </w:pPr>
-      <w:r>
-        <w:t>rate limit</w:t>
-      </w:r>
-    </w:p>
-    <w:p>
-      <w:pPr>
-        <w:pStyle w:val="NormalWeb"/>
-        <w:numPr>
-          <w:ilvl w:val="0"/>
-          <w:numId w:val="7"/>
-        </w:numPr>
-      </w:pPr>
-      <w:r>
-        <w:t>auth (JWT)</w:t>
-      </w:r>
-    </w:p>
-    <w:p>
-      <w:pPr>
-        <w:pStyle w:val="Heading1"/>
-      </w:pPr>
-      <w:r>
-        <w:t>10. THIẾU: DOCKER + DEPLOY</w:t>
-      </w:r>
-    </w:p>
-    <w:p>
-      <w:pPr>
-        <w:pStyle w:val="NormalWeb"/>
-      </w:pPr>
-      <w:r>
-        <w:rPr>
-          <w:rFonts w:ascii="Segoe UI Emoji" w:hAnsi="Segoe UI Emoji" w:cs="Segoe UI Emoji"/>
-        </w:rPr>
-        <w:t>👉</w:t>
-      </w:r>
-      <w:r>
-        <w:t xml:space="preserve"> bạn đã dùng Docker DB → tốt</w:t>
-      </w:r>
-      <w:r>
-        <w:br/>
-      </w:r>
-      <w:r>
-        <w:rPr>
-          <w:rFonts w:ascii="Segoe UI Emoji" w:hAnsi="Segoe UI Emoji" w:cs="Segoe UI Emoji"/>
-        </w:rPr>
-        <w:t>👉</w:t>
-      </w:r>
-      <w:r>
-        <w:t xml:space="preserve"> cần thêm:</w:t>
-      </w:r>
-    </w:p>
-    <w:p>
-      <w:pPr>
-        <w:pStyle w:val="NormalWeb"/>
-        <w:numPr>
-          <w:ilvl w:val="0"/>
-          <w:numId w:val="8"/>
-        </w:numPr>
-      </w:pPr>
-      <w:r>
-        <w:t>docker-compose full system</w:t>
-      </w:r>
-    </w:p>
-    <w:p>
-      <w:pPr>
-        <w:pStyle w:val="NormalWeb"/>
-        <w:numPr>
-          <w:ilvl w:val="0"/>
-          <w:numId w:val="8"/>
-        </w:numPr>
-      </w:pPr>
-      <w:r>
-        <w:t>deploy lên Render / AWS</w:t>
-      </w:r>
-    </w:p>
-    <w:p>
-      <w:pPr>
-        <w:pStyle w:val="Heading1"/>
-      </w:pPr>
-      <w:r>
-        <w:t>11. THIẾU: VECTOR DB REAL</w:t>
-      </w:r>
-    </w:p>
-    <w:p>
-      <w:pPr>
-        <w:pStyle w:val="NormalWeb"/>
-      </w:pPr>
-      <w:r>
-        <w:t>Bạn đang dùng FAISS local → OK nhưng:</w:t>
-      </w:r>
-    </w:p>
-    <w:p>
-      <w:pPr>
-        <w:pStyle w:val="NormalWeb"/>
-      </w:pPr>
-      <w:r>
-        <w:rPr>
-          <w:rFonts w:ascii="Segoe UI Emoji" w:hAnsi="Segoe UI Emoji" w:cs="Segoe UI Emoji"/>
-        </w:rPr>
-        <w:t>👉</w:t>
-      </w:r>
-      <w:r>
-        <w:t xml:space="preserve"> nâng cấp:</w:t>
-      </w:r>
-    </w:p>
-    <w:p>
-      <w:pPr>
-        <w:pStyle w:val="NormalWeb"/>
-        <w:numPr>
-          <w:ilvl w:val="0"/>
-          <w:numId w:val="9"/>
-        </w:numPr>
-      </w:pPr>
-      <w:r>
-        <w:t>Qdrant / Weaviate / Pinecone</w:t>
-      </w:r>
-    </w:p>
-    <w:p/>
     <w:sectPr>
       <w:pgSz w:w="12240" w:h="15840"/>
       <w:pgMar w:top="1440" w:right="1440" w:bottom="1440" w:left="1440" w:header="720" w:footer="720" w:gutter="0"/>
@@ -2533,7 +1887,6 @@
   <w:style w:type="character" w:default="1" w:styleId="DefaultParagraphFont">
     <w:name w:val="Default Paragraph Font"/>
     <w:uiPriority w:val="1"/>
-    <w:semiHidden/>
     <w:unhideWhenUsed/>
   </w:style>
   <w:style w:type="table" w:default="1" w:styleId="TableNormal">
